--- a/templates/total_land_template.docx
+++ b/templates/total_land_template.docx
@@ -184,7 +184,7 @@
           </mc:Choice>
           <mc:Fallback>
             <w:pict>
-              <v:line w14:anchorId="556179F2" id="Straight Connector 56" o:spid="_x0000_s1026" style="position:absolute;z-index:251741184;visibility:visible;mso-wrap-style:square;mso-wrap-distance-left:9pt;mso-wrap-distance-top:0;mso-wrap-distance-right:9pt;mso-wrap-distance-bottom:0;mso-position-horizontal:absolute;mso-position-horizontal-relative:text;mso-position-vertical:absolute;mso-position-vertical-relative:text" from="1pt,29.25pt" to="470pt,29.25pt" o:gfxdata="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" strokecolor="windowText" strokeweight="1pt"/>
+              <v:line w14:anchorId="23DDE58E" id="Straight Connector 56" o:spid="_x0000_s1026" style="position:absolute;z-index:251741184;visibility:visible;mso-wrap-style:square;mso-wrap-distance-left:9pt;mso-wrap-distance-top:0;mso-wrap-distance-right:9pt;mso-wrap-distance-bottom:0;mso-position-horizontal:absolute;mso-position-horizontal-relative:text;mso-position-vertical:absolute;mso-position-vertical-relative:text" from="1pt,29.25pt" to="470pt,29.25pt" o:gfxdata="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" strokecolor="windowText" strokeweight="1pt"/>
             </w:pict>
           </mc:Fallback>
         </mc:AlternateContent>
@@ -309,7 +309,7 @@
           </mc:Choice>
           <mc:Fallback>
             <w:pict>
-              <v:line w14:anchorId="19870BD3" id="Straight Connector 57" o:spid="_x0000_s1026" style="position:absolute;z-index:251742208;visibility:visible;mso-wrap-style:square;mso-wrap-distance-left:9pt;mso-wrap-distance-top:0;mso-wrap-distance-right:9pt;mso-wrap-distance-bottom:0;mso-position-horizontal:absolute;mso-position-horizontal-relative:text;mso-position-vertical:absolute;mso-position-vertical-relative:text" from="565.95pt,26.15pt" to="9in,26.15pt" o:gfxdata="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" strokecolor="#4a7ebb"/>
+              <v:line w14:anchorId="7F504BDB" id="Straight Connector 57" o:spid="_x0000_s1026" style="position:absolute;z-index:251742208;visibility:visible;mso-wrap-style:square;mso-wrap-distance-left:9pt;mso-wrap-distance-top:0;mso-wrap-distance-right:9pt;mso-wrap-distance-bottom:0;mso-position-horizontal:absolute;mso-position-horizontal-relative:text;mso-position-vertical:absolute;mso-position-vertical-relative:text" from="565.95pt,26.15pt" to="9in,26.15pt" o:gfxdata="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" strokecolor="#4a7ebb"/>
             </w:pict>
           </mc:Fallback>
         </mc:AlternateContent>
@@ -389,36 +389,8 @@
           <w:sz w:val="24"/>
           <w:szCs w:val="24"/>
         </w:rPr>
-        <w:t xml:space="preserve"> registered and declared for taxation purposes the </w:t>
-      </w:r>
-      <w:proofErr w:type="gramStart"/>
-      <w:r>
-        <w:rPr>
-          <w:rFonts w:ascii="Arial" w:hAnsi="Arial" w:cs="Arial"/>
-          <w:sz w:val="24"/>
-          <w:szCs w:val="24"/>
-        </w:rPr>
-        <w:t>above described</w:t>
-      </w:r>
-      <w:proofErr w:type="gramEnd"/>
-      <w:r>
-        <w:rPr>
-          <w:rFonts w:ascii="Arial" w:hAnsi="Arial" w:cs="Arial"/>
-          <w:sz w:val="24"/>
-          <w:szCs w:val="24"/>
-        </w:rPr>
-        <w:t xml:space="preserve"> real property and more particularly described as </w:t>
-      </w:r>
-      <w:proofErr w:type="gramStart"/>
-      <w:r>
-        <w:rPr>
-          <w:rFonts w:ascii="Arial" w:hAnsi="Arial" w:cs="Arial"/>
-          <w:sz w:val="24"/>
-          <w:szCs w:val="24"/>
-        </w:rPr>
-        <w:t>follows;</w:t>
-      </w:r>
-      <w:proofErr w:type="gramEnd"/>
+        <w:t xml:space="preserve"> registered and declared for taxation purposes the above described real property and more particularly described as follows;</w:t>
+      </w:r>
     </w:p>
     <w:tbl>
       <w:tblPr>
@@ -805,16 +777,7 @@
           <w:sz w:val="24"/>
           <w:szCs w:val="24"/>
         </w:rPr>
-        <w:t xml:space="preserve">THIS CERTIFICATION is issued upon the request </w:t>
-      </w:r>
-      <w:proofErr w:type="gramStart"/>
-      <w:r>
-        <w:rPr>
-          <w:rFonts w:ascii="Arial" w:hAnsi="Arial" w:cs="Arial"/>
-          <w:sz w:val="24"/>
-          <w:szCs w:val="24"/>
-        </w:rPr>
-        <w:t xml:space="preserve">of </w:t>
+        <w:t xml:space="preserve">THIS CERTIFICATION is issued upon the request of </w:t>
       </w:r>
       <w:r>
         <w:rPr>
@@ -823,17 +786,7 @@
           <w:sz w:val="24"/>
           <w:szCs w:val="24"/>
         </w:rPr>
-        <w:t>__</w:t>
-      </w:r>
-      <w:proofErr w:type="gramEnd"/>
-      <w:r>
-        <w:rPr>
-          <w:rFonts w:ascii="Arial" w:hAnsi="Arial" w:cs="Arial"/>
-          <w:b/>
-          <w:sz w:val="24"/>
-          <w:szCs w:val="24"/>
-        </w:rPr>
-        <w:t>_________</w:t>
+        <w:t>___________</w:t>
       </w:r>
       <w:r>
         <w:rPr>
@@ -890,14 +843,6 @@
           <w:sz w:val="24"/>
           <w:szCs w:val="24"/>
         </w:rPr>
-        <w:t>__</w:t>
-      </w:r>
-      <w:r>
-        <w:rPr>
-          <w:rFonts w:ascii="Arial" w:hAnsi="Arial" w:cs="Arial"/>
-          <w:sz w:val="24"/>
-          <w:szCs w:val="24"/>
-        </w:rPr>
         <w:t xml:space="preserve"> </w:t>
       </w:r>
       <w:r>
@@ -906,39 +851,23 @@
           <w:sz w:val="24"/>
           <w:szCs w:val="24"/>
         </w:rPr>
-        <w:t xml:space="preserve">day of </w:t>
-      </w:r>
-      <w:r>
-        <w:rPr>
-          <w:rFonts w:ascii="Arial" w:hAnsi="Arial" w:cs="Arial"/>
-          <w:sz w:val="24"/>
-          <w:szCs w:val="24"/>
-        </w:rPr>
-        <w:t>____________</w:t>
-      </w:r>
-      <w:r>
-        <w:rPr>
-          <w:rFonts w:ascii="Arial" w:hAnsi="Arial" w:cs="Arial"/>
-          <w:sz w:val="24"/>
-          <w:szCs w:val="24"/>
-        </w:rPr>
-        <w:t xml:space="preserve">, </w:t>
-      </w:r>
-      <w:r>
-        <w:rPr>
-          <w:rFonts w:ascii="Arial" w:hAnsi="Arial" w:cs="Arial"/>
-          <w:sz w:val="24"/>
-          <w:szCs w:val="24"/>
-        </w:rPr>
-        <w:t>__________</w:t>
-      </w:r>
-      <w:r>
-        <w:rPr>
-          <w:rFonts w:ascii="Arial" w:hAnsi="Arial" w:cs="Arial"/>
-          <w:sz w:val="24"/>
-          <w:szCs w:val="24"/>
-        </w:rPr>
-        <w:t xml:space="preserve"> at San Leonardo, Aglipay, Quirino.</w:t>
+        <w:t>day of</w:t>
+      </w:r>
+      <w:r>
+        <w:rPr>
+          <w:rFonts w:ascii="Arial" w:hAnsi="Arial" w:cs="Arial"/>
+          <w:sz w:val="24"/>
+          <w:szCs w:val="24"/>
+        </w:rPr>
+        <w:t xml:space="preserve"> </w:t>
+      </w:r>
+      <w:r>
+        <w:rPr>
+          <w:rFonts w:ascii="Arial" w:hAnsi="Arial" w:cs="Arial"/>
+          <w:sz w:val="24"/>
+          <w:szCs w:val="24"/>
+        </w:rPr>
+        <w:t>,  at San Leonardo, Aglipay, Quirino.</w:t>
       </w:r>
     </w:p>
     <w:p>
@@ -2630,6 +2559,10 @@
 </file>
 
 <file path=customXml/item1.xml><?xml version="1.0" encoding="utf-8"?>
+<b:Sources xmlns:b="http://schemas.openxmlformats.org/officeDocument/2006/bibliography" xmlns="http://schemas.openxmlformats.org/officeDocument/2006/bibliography" SelectedStyle="\APA.XSL" StyleName="APA"/>
+</file>
+
+<file path=customXml/item2.xml><?xml version="1.0" encoding="utf-8"?>
 <s:customData xmlns="http://www.wps.cn/officeDocument/2013/wpsCustomData" xmlns:s="http://www.wps.cn/officeDocument/2013/wpsCustomData">
   <customSectProps>
     <customSectPr/>
@@ -2643,22 +2576,18 @@
 </s:customData>
 </file>
 
-<file path=customXml/item2.xml><?xml version="1.0" encoding="utf-8"?>
-<b:Sources xmlns:b="http://schemas.openxmlformats.org/officeDocument/2006/bibliography" xmlns="http://schemas.openxmlformats.org/officeDocument/2006/bibliography" SelectedStyle="\APA.XSL" StyleName="APA"/>
+<file path=customXml/itemProps1.xml><?xml version="1.0" encoding="utf-8"?>
+<ds:datastoreItem xmlns:ds="http://schemas.openxmlformats.org/officeDocument/2006/customXml" ds:itemID="{871E8E5A-6D8E-4473-83B2-C3480197511E}">
+  <ds:schemaRefs>
+    <ds:schemaRef ds:uri="http://schemas.openxmlformats.org/officeDocument/2006/bibliography"/>
+  </ds:schemaRefs>
+</ds:datastoreItem>
 </file>
 
-<file path=customXml/itemProps1.xml><?xml version="1.0" encoding="utf-8"?>
+<file path=customXml/itemProps2.xml><?xml version="1.0" encoding="utf-8"?>
 <ds:datastoreItem xmlns:ds="http://schemas.openxmlformats.org/officeDocument/2006/customXml" ds:itemID="{B1977F7D-205B-4081-913C-38D41E755F92}">
   <ds:schemaRefs>
     <ds:schemaRef ds:uri="http://www.wps.cn/officeDocument/2013/wpsCustomData"/>
   </ds:schemaRefs>
 </ds:datastoreItem>
-</file>
-
-<file path=customXml/itemProps2.xml><?xml version="1.0" encoding="utf-8"?>
-<ds:datastoreItem xmlns:ds="http://schemas.openxmlformats.org/officeDocument/2006/customXml" ds:itemID="{871E8E5A-6D8E-4473-83B2-C3480197511E}">
-  <ds:schemaRefs>
-    <ds:schemaRef ds:uri="http://schemas.openxmlformats.org/officeDocument/2006/bibliography"/>
-  </ds:schemaRefs>
-</ds:datastoreItem>
 </file>